--- a/Design/acrme_uml_class_diagrams_summary.docx
+++ b/Design/acrme_uml_class_diagrams_summary.docx
@@ -710,22 +710,23 @@
         <w:t xml:space="preserve"> </w:t>
       </w:r>
       <w:r>
-        <w:t xml:space="preserve">(US three-region Prod/CVAL/DR distinct; EU/Australia/Asia Pacific two-region with CVAL+DR co-located per PLC-010a; Middle East</w:t>
-      </w:r>
-      <w:r>
-        <w:t xml:space="preserve"> </w:t>
-      </w:r>
-      <w:r>
-        <w:rPr>
-          <w:rStyle w:val="VerbatimChar"/>
-        </w:rPr>
-        <w:t xml:space="preserve">DR_NOT_OFFERED</w:t>
-      </w:r>
-      <w:r>
-        <w:t xml:space="preserve"> </w:t>
-      </w:r>
-      <w:r>
-        <w:t xml:space="preserve">per DEC-001) — see ADR-001 v2.4. Authoritative schemas remain in the FDD and TDD.</w:t>
+        <w:t xml:space="preserve">(US three-region Prod/CVAL/DR distinct; EU/Australia/Asia Pacific two-region with CVAL+DR co-located per PLC-010a;</w:t>
+      </w:r>
+      <w:r>
+        <w:t xml:space="preserve"> </w:t>
+      </w:r>
+      <w:r>
+        <w:rPr>
+          <w:bCs/>
+          <w:b/>
+        </w:rPr>
+        <w:t xml:space="preserve">[Amended v2.4]</w:t>
+      </w:r>
+      <w:r>
+        <w:t xml:space="preserve"> </w:t>
+      </w:r>
+      <w:r>
+        <w:t xml:space="preserve">Middle East cross-geo DR — Prod+CVAL co-located in a weighted-selected Middle East region, DR placed cross-geo in a weighted-selected Europe region per PLC-010b/DR-020, DEC-001 RESOLVED) — see ADR-001 v2.4. Authoritative schemas remain in the FDD and TDD.</w:t>
       </w:r>
     </w:p>
     <w:p>
